--- a/SIEGE OF DIRIYAH HISTORICAL  SUMMARY.docx
+++ b/SIEGE OF DIRIYAH HISTORICAL  SUMMARY.docx
@@ -370,7 +370,7 @@
           <w:lang w:val="en-US"/>
         </w:rPr>
         <w:pict w14:anchorId="2994AE9E">
-          <v:rect id="_x0000_i1067" style="width:0;height:1.5pt" o:hralign="center" o:hrstd="t" o:hr="t" fillcolor="#a0a0a0" stroked="f"/>
+          <v:rect id="_x0000_i1025" style="width:0;height:1.5pt" o:hralign="center" o:hrstd="t" o:hr="t" fillcolor="#a0a0a0" stroked="f"/>
         </w:pict>
       </w:r>
     </w:p>
@@ -761,7 +761,7 @@
           <w:lang w:val="en-US"/>
         </w:rPr>
         <w:pict w14:anchorId="47FBB24C">
-          <v:rect id="_x0000_i1068" style="width:0;height:1.5pt" o:hralign="center" o:hrstd="t" o:hr="t" fillcolor="#a0a0a0" stroked="f"/>
+          <v:rect id="_x0000_i1026" style="width:0;height:1.5pt" o:hralign="center" o:hrstd="t" o:hr="t" fillcolor="#a0a0a0" stroked="f"/>
         </w:pict>
       </w:r>
     </w:p>
@@ -1131,7 +1131,7 @@
           <w:lang w:val="en-US"/>
         </w:rPr>
         <w:pict w14:anchorId="1DF3F1B7">
-          <v:rect id="_x0000_i1069" style="width:0;height:1.5pt" o:hralign="center" o:hrstd="t" o:hr="t" fillcolor="#a0a0a0" stroked="f"/>
+          <v:rect id="_x0000_i1027" style="width:0;height:1.5pt" o:hralign="center" o:hrstd="t" o:hr="t" fillcolor="#a0a0a0" stroked="f"/>
         </w:pict>
       </w:r>
     </w:p>
@@ -1569,7 +1569,7 @@
           <w:lang w:val="en-US"/>
         </w:rPr>
         <w:pict w14:anchorId="328CC6BC">
-          <v:rect id="_x0000_i1070" style="width:0;height:1.5pt" o:hralign="center" o:hrstd="t" o:hr="t" fillcolor="#a0a0a0" stroked="f"/>
+          <v:rect id="_x0000_i1028" style="width:0;height:1.5pt" o:hralign="center" o:hrstd="t" o:hr="t" fillcolor="#a0a0a0" stroked="f"/>
         </w:pict>
       </w:r>
     </w:p>
@@ -1870,7 +1870,7 @@
           <w:lang w:val="en-US"/>
         </w:rPr>
         <w:pict w14:anchorId="5DB0D830">
-          <v:rect id="_x0000_i1071" style="width:0;height:1.5pt" o:hralign="center" o:hrstd="t" o:hr="t" fillcolor="#a0a0a0" stroked="f"/>
+          <v:rect id="_x0000_i1029" style="width:0;height:1.5pt" o:hralign="center" o:hrstd="t" o:hr="t" fillcolor="#a0a0a0" stroked="f"/>
         </w:pict>
       </w:r>
     </w:p>
@@ -2266,7 +2266,7 @@
           <w:lang w:val="en-US"/>
         </w:rPr>
         <w:pict w14:anchorId="646284A0">
-          <v:rect id="_x0000_i1072" style="width:0;height:1.5pt" o:hralign="center" o:hrstd="t" o:hr="t" fillcolor="#a0a0a0" stroked="f"/>
+          <v:rect id="_x0000_i1030" style="width:0;height:1.5pt" o:hralign="center" o:hrstd="t" o:hr="t" fillcolor="#a0a0a0" stroked="f"/>
         </w:pict>
       </w:r>
     </w:p>
@@ -2401,7 +2401,31 @@
         <w:rPr>
           <w:lang w:val="en-US"/>
         </w:rPr>
-        <w:t xml:space="preserve"> under the direct orders of Muhammad Ali Pasha, resulting in the absolute demolition of the city's defenses and the execution of its religious and political leadership.</w:t>
+        <w:t xml:space="preserve"> under the direct orders of Muhammad Ali </w:t>
+      </w:r>
+      <w:r>
+        <w:rPr>
+          <w:lang w:val="en-US"/>
+        </w:rPr>
+        <w:t>rey</w:t>
+      </w:r>
+      <w:r>
+        <w:rPr>
+          <w:lang w:val="en-US"/>
+        </w:rPr>
+        <w:t>Pasha, resulting in the</w:t>
+      </w:r>
+      <w:r>
+        <w:rPr>
+          <w:lang w:val="en-US"/>
+        </w:rPr>
+        <w:t>g</w:t>
+      </w:r>
+      <w:r>
+        <w:rPr>
+          <w:lang w:val="en-US"/>
+        </w:rPr>
+        <w:t xml:space="preserve"> absolute demolition of the city's defenses and the execution of its religious and political leadership.</w:t>
       </w:r>
     </w:p>
     <w:p/>
@@ -6367,6 +6391,7 @@
   <w:style w:type="character" w:default="1" w:styleId="DefaultParagraphFont">
     <w:name w:val="Default Paragraph Font"/>
     <w:uiPriority w:val="1"/>
+    <w:semiHidden/>
     <w:unhideWhenUsed/>
   </w:style>
   <w:style w:type="table" w:default="1" w:styleId="TableNormal">
